--- a/Tuan03/Problem_Statement.docx
+++ b/Tuan03/Problem_Statement.docx
@@ -9054,17 +9054,7 @@
           <w:sz w:val="32"/>
           <w:szCs w:val="32"/>
         </w:rPr>
-        <w:t xml:space="preserve">Problem statement 5: Dự báo xu hướng doanh thu trong các tháng tiếp </w:t>
-      </w:r>
-      <w:r>
-        <w:rPr>
-          <w:rFonts w:cs="Times New Roman"/>
-          <w:b/>
-          <w:bCs/>
-          <w:sz w:val="32"/>
-          <w:szCs w:val="32"/>
-        </w:rPr>
-        <w:t>theo</w:t>
+        <w:t>Problem statement 5: Dự báo xu hướng doanh thu trong các tháng tiếp theo</w:t>
       </w:r>
     </w:p>
     <w:p>
@@ -9115,7 +9105,7 @@
           <w:bCs/>
           <w:szCs w:val="24"/>
         </w:rPr>
-        <w:t>order_items_silver_3.csv</w:t>
+        <w:t>order_items_silver.csv</w:t>
       </w:r>
       <w:r>
         <w:rPr>
@@ -9139,7 +9129,7 @@
           <w:bCs/>
           <w:szCs w:val="24"/>
         </w:rPr>
-        <w:t>orders_enriched_silver_3.csv</w:t>
+        <w:t>orders_enriched_silver.csv</w:t>
       </w:r>
       <w:r>
         <w:rPr>
@@ -9189,7 +9179,7 @@
           <w:bCs/>
           <w:szCs w:val="24"/>
         </w:rPr>
-        <w:t>order_items_silver_3.csv</w:t>
+        <w:t>order_items_silver.csv</w:t>
       </w:r>
       <w:r>
         <w:rPr>
@@ -9265,7 +9255,7 @@
           <w:bCs/>
           <w:szCs w:val="24"/>
         </w:rPr>
-        <w:t>orders_enriched_silver_3.csv</w:t>
+        <w:t>orders_enriched_silver.csv</w:t>
       </w:r>
       <w:r>
         <w:rPr>
@@ -16145,135 +16135,36 @@
   </w:num>
   <w:num w:numId="14">
     <w:abstractNumId w:val="37"/>
-    <w:lvlOverride w:ilvl="0"/>
-    <w:lvlOverride w:ilvl="1"/>
-    <w:lvlOverride w:ilvl="2"/>
-    <w:lvlOverride w:ilvl="3"/>
-    <w:lvlOverride w:ilvl="4"/>
-    <w:lvlOverride w:ilvl="5"/>
-    <w:lvlOverride w:ilvl="6"/>
-    <w:lvlOverride w:ilvl="7"/>
-    <w:lvlOverride w:ilvl="8"/>
   </w:num>
   <w:num w:numId="15">
     <w:abstractNumId w:val="27"/>
-    <w:lvlOverride w:ilvl="0"/>
-    <w:lvlOverride w:ilvl="1"/>
-    <w:lvlOverride w:ilvl="2"/>
-    <w:lvlOverride w:ilvl="3"/>
-    <w:lvlOverride w:ilvl="4"/>
-    <w:lvlOverride w:ilvl="5"/>
-    <w:lvlOverride w:ilvl="6"/>
-    <w:lvlOverride w:ilvl="7"/>
-    <w:lvlOverride w:ilvl="8"/>
   </w:num>
   <w:num w:numId="16">
     <w:abstractNumId w:val="13"/>
-    <w:lvlOverride w:ilvl="0"/>
-    <w:lvlOverride w:ilvl="1"/>
-    <w:lvlOverride w:ilvl="2"/>
-    <w:lvlOverride w:ilvl="3"/>
-    <w:lvlOverride w:ilvl="4"/>
-    <w:lvlOverride w:ilvl="5"/>
-    <w:lvlOverride w:ilvl="6"/>
-    <w:lvlOverride w:ilvl="7"/>
-    <w:lvlOverride w:ilvl="8"/>
   </w:num>
   <w:num w:numId="17">
     <w:abstractNumId w:val="33"/>
-    <w:lvlOverride w:ilvl="0"/>
-    <w:lvlOverride w:ilvl="1"/>
-    <w:lvlOverride w:ilvl="2"/>
-    <w:lvlOverride w:ilvl="3"/>
-    <w:lvlOverride w:ilvl="4"/>
-    <w:lvlOverride w:ilvl="5"/>
-    <w:lvlOverride w:ilvl="6"/>
-    <w:lvlOverride w:ilvl="7"/>
-    <w:lvlOverride w:ilvl="8"/>
   </w:num>
   <w:num w:numId="18">
     <w:abstractNumId w:val="15"/>
-    <w:lvlOverride w:ilvl="0"/>
-    <w:lvlOverride w:ilvl="1"/>
-    <w:lvlOverride w:ilvl="2"/>
-    <w:lvlOverride w:ilvl="3"/>
-    <w:lvlOverride w:ilvl="4"/>
-    <w:lvlOverride w:ilvl="5"/>
-    <w:lvlOverride w:ilvl="6"/>
-    <w:lvlOverride w:ilvl="7"/>
-    <w:lvlOverride w:ilvl="8"/>
   </w:num>
   <w:num w:numId="19">
     <w:abstractNumId w:val="20"/>
-    <w:lvlOverride w:ilvl="0"/>
-    <w:lvlOverride w:ilvl="1"/>
-    <w:lvlOverride w:ilvl="2"/>
-    <w:lvlOverride w:ilvl="3"/>
-    <w:lvlOverride w:ilvl="4"/>
-    <w:lvlOverride w:ilvl="5"/>
-    <w:lvlOverride w:ilvl="6"/>
-    <w:lvlOverride w:ilvl="7"/>
-    <w:lvlOverride w:ilvl="8"/>
   </w:num>
   <w:num w:numId="20">
     <w:abstractNumId w:val="14"/>
-    <w:lvlOverride w:ilvl="0"/>
-    <w:lvlOverride w:ilvl="1"/>
-    <w:lvlOverride w:ilvl="2"/>
-    <w:lvlOverride w:ilvl="3"/>
-    <w:lvlOverride w:ilvl="4"/>
-    <w:lvlOverride w:ilvl="5"/>
-    <w:lvlOverride w:ilvl="6"/>
-    <w:lvlOverride w:ilvl="7"/>
-    <w:lvlOverride w:ilvl="8"/>
   </w:num>
   <w:num w:numId="21">
     <w:abstractNumId w:val="38"/>
-    <w:lvlOverride w:ilvl="0"/>
-    <w:lvlOverride w:ilvl="1"/>
-    <w:lvlOverride w:ilvl="2"/>
-    <w:lvlOverride w:ilvl="3"/>
-    <w:lvlOverride w:ilvl="4"/>
-    <w:lvlOverride w:ilvl="5"/>
-    <w:lvlOverride w:ilvl="6"/>
-    <w:lvlOverride w:ilvl="7"/>
-    <w:lvlOverride w:ilvl="8"/>
   </w:num>
   <w:num w:numId="22">
     <w:abstractNumId w:val="29"/>
-    <w:lvlOverride w:ilvl="0"/>
-    <w:lvlOverride w:ilvl="1"/>
-    <w:lvlOverride w:ilvl="2"/>
-    <w:lvlOverride w:ilvl="3"/>
-    <w:lvlOverride w:ilvl="4"/>
-    <w:lvlOverride w:ilvl="5"/>
-    <w:lvlOverride w:ilvl="6"/>
-    <w:lvlOverride w:ilvl="7"/>
-    <w:lvlOverride w:ilvl="8"/>
   </w:num>
   <w:num w:numId="23">
     <w:abstractNumId w:val="35"/>
-    <w:lvlOverride w:ilvl="0"/>
-    <w:lvlOverride w:ilvl="1"/>
-    <w:lvlOverride w:ilvl="2"/>
-    <w:lvlOverride w:ilvl="3"/>
-    <w:lvlOverride w:ilvl="4"/>
-    <w:lvlOverride w:ilvl="5"/>
-    <w:lvlOverride w:ilvl="6"/>
-    <w:lvlOverride w:ilvl="7"/>
-    <w:lvlOverride w:ilvl="8"/>
   </w:num>
   <w:num w:numId="24">
     <w:abstractNumId w:val="31"/>
-    <w:lvlOverride w:ilvl="0"/>
-    <w:lvlOverride w:ilvl="1"/>
-    <w:lvlOverride w:ilvl="2"/>
-    <w:lvlOverride w:ilvl="3"/>
-    <w:lvlOverride w:ilvl="4"/>
-    <w:lvlOverride w:ilvl="5"/>
-    <w:lvlOverride w:ilvl="6"/>
-    <w:lvlOverride w:ilvl="7"/>
-    <w:lvlOverride w:ilvl="8"/>
   </w:num>
   <w:num w:numId="25">
     <w:abstractNumId w:val="0"/>
@@ -16307,147 +16198,39 @@
   </w:num>
   <w:num w:numId="26">
     <w:abstractNumId w:val="26"/>
-    <w:lvlOverride w:ilvl="0"/>
-    <w:lvlOverride w:ilvl="1"/>
-    <w:lvlOverride w:ilvl="2"/>
-    <w:lvlOverride w:ilvl="3"/>
-    <w:lvlOverride w:ilvl="4"/>
-    <w:lvlOverride w:ilvl="5"/>
-    <w:lvlOverride w:ilvl="6"/>
-    <w:lvlOverride w:ilvl="7"/>
-    <w:lvlOverride w:ilvl="8"/>
   </w:num>
   <w:num w:numId="27">
     <w:abstractNumId w:val="41"/>
-    <w:lvlOverride w:ilvl="0"/>
-    <w:lvlOverride w:ilvl="1"/>
-    <w:lvlOverride w:ilvl="2"/>
-    <w:lvlOverride w:ilvl="3"/>
-    <w:lvlOverride w:ilvl="4"/>
-    <w:lvlOverride w:ilvl="5"/>
-    <w:lvlOverride w:ilvl="6"/>
-    <w:lvlOverride w:ilvl="7"/>
-    <w:lvlOverride w:ilvl="8"/>
   </w:num>
   <w:num w:numId="28">
     <w:abstractNumId w:val="42"/>
-    <w:lvlOverride w:ilvl="0"/>
-    <w:lvlOverride w:ilvl="1"/>
-    <w:lvlOverride w:ilvl="2"/>
-    <w:lvlOverride w:ilvl="3"/>
-    <w:lvlOverride w:ilvl="4"/>
-    <w:lvlOverride w:ilvl="5"/>
-    <w:lvlOverride w:ilvl="6"/>
-    <w:lvlOverride w:ilvl="7"/>
-    <w:lvlOverride w:ilvl="8"/>
   </w:num>
   <w:num w:numId="29">
     <w:abstractNumId w:val="6"/>
-    <w:lvlOverride w:ilvl="0"/>
-    <w:lvlOverride w:ilvl="1"/>
-    <w:lvlOverride w:ilvl="2"/>
-    <w:lvlOverride w:ilvl="3"/>
-    <w:lvlOverride w:ilvl="4"/>
-    <w:lvlOverride w:ilvl="5"/>
-    <w:lvlOverride w:ilvl="6"/>
-    <w:lvlOverride w:ilvl="7"/>
-    <w:lvlOverride w:ilvl="8"/>
   </w:num>
   <w:num w:numId="30">
     <w:abstractNumId w:val="9"/>
-    <w:lvlOverride w:ilvl="0"/>
-    <w:lvlOverride w:ilvl="1"/>
-    <w:lvlOverride w:ilvl="2"/>
-    <w:lvlOverride w:ilvl="3"/>
-    <w:lvlOverride w:ilvl="4"/>
-    <w:lvlOverride w:ilvl="5"/>
-    <w:lvlOverride w:ilvl="6"/>
-    <w:lvlOverride w:ilvl="7"/>
-    <w:lvlOverride w:ilvl="8"/>
   </w:num>
   <w:num w:numId="31">
     <w:abstractNumId w:val="5"/>
-    <w:lvlOverride w:ilvl="0"/>
-    <w:lvlOverride w:ilvl="1"/>
-    <w:lvlOverride w:ilvl="2"/>
-    <w:lvlOverride w:ilvl="3"/>
-    <w:lvlOverride w:ilvl="4"/>
-    <w:lvlOverride w:ilvl="5"/>
-    <w:lvlOverride w:ilvl="6"/>
-    <w:lvlOverride w:ilvl="7"/>
-    <w:lvlOverride w:ilvl="8"/>
   </w:num>
   <w:num w:numId="32">
     <w:abstractNumId w:val="2"/>
-    <w:lvlOverride w:ilvl="0"/>
-    <w:lvlOverride w:ilvl="1"/>
-    <w:lvlOverride w:ilvl="2"/>
-    <w:lvlOverride w:ilvl="3"/>
-    <w:lvlOverride w:ilvl="4"/>
-    <w:lvlOverride w:ilvl="5"/>
-    <w:lvlOverride w:ilvl="6"/>
-    <w:lvlOverride w:ilvl="7"/>
-    <w:lvlOverride w:ilvl="8"/>
   </w:num>
   <w:num w:numId="33">
     <w:abstractNumId w:val="24"/>
-    <w:lvlOverride w:ilvl="0"/>
-    <w:lvlOverride w:ilvl="1"/>
-    <w:lvlOverride w:ilvl="2"/>
-    <w:lvlOverride w:ilvl="3"/>
-    <w:lvlOverride w:ilvl="4"/>
-    <w:lvlOverride w:ilvl="5"/>
-    <w:lvlOverride w:ilvl="6"/>
-    <w:lvlOverride w:ilvl="7"/>
-    <w:lvlOverride w:ilvl="8"/>
   </w:num>
   <w:num w:numId="34">
     <w:abstractNumId w:val="25"/>
-    <w:lvlOverride w:ilvl="0"/>
-    <w:lvlOverride w:ilvl="1"/>
-    <w:lvlOverride w:ilvl="2"/>
-    <w:lvlOverride w:ilvl="3"/>
-    <w:lvlOverride w:ilvl="4"/>
-    <w:lvlOverride w:ilvl="5"/>
-    <w:lvlOverride w:ilvl="6"/>
-    <w:lvlOverride w:ilvl="7"/>
-    <w:lvlOverride w:ilvl="8"/>
   </w:num>
   <w:num w:numId="35">
     <w:abstractNumId w:val="32"/>
-    <w:lvlOverride w:ilvl="0"/>
-    <w:lvlOverride w:ilvl="1"/>
-    <w:lvlOverride w:ilvl="2"/>
-    <w:lvlOverride w:ilvl="3"/>
-    <w:lvlOverride w:ilvl="4"/>
-    <w:lvlOverride w:ilvl="5"/>
-    <w:lvlOverride w:ilvl="6"/>
-    <w:lvlOverride w:ilvl="7"/>
-    <w:lvlOverride w:ilvl="8"/>
   </w:num>
   <w:num w:numId="36">
     <w:abstractNumId w:val="17"/>
-    <w:lvlOverride w:ilvl="0"/>
-    <w:lvlOverride w:ilvl="1"/>
-    <w:lvlOverride w:ilvl="2"/>
-    <w:lvlOverride w:ilvl="3"/>
-    <w:lvlOverride w:ilvl="4"/>
-    <w:lvlOverride w:ilvl="5"/>
-    <w:lvlOverride w:ilvl="6"/>
-    <w:lvlOverride w:ilvl="7"/>
-    <w:lvlOverride w:ilvl="8"/>
   </w:num>
   <w:num w:numId="37">
     <w:abstractNumId w:val="28"/>
-    <w:lvlOverride w:ilvl="0"/>
-    <w:lvlOverride w:ilvl="1"/>
-    <w:lvlOverride w:ilvl="2"/>
-    <w:lvlOverride w:ilvl="3"/>
-    <w:lvlOverride w:ilvl="4"/>
-    <w:lvlOverride w:ilvl="5"/>
-    <w:lvlOverride w:ilvl="6"/>
-    <w:lvlOverride w:ilvl="7"/>
-    <w:lvlOverride w:ilvl="8"/>
   </w:num>
   <w:num w:numId="38">
     <w:abstractNumId w:val="1"/>
